--- a/Calendario2026/Actividades/Actividad4_Diseño_Fisico_Redes/4_Diseño_fisico_redes_.docx
+++ b/Calendario2026/Actividades/Actividad4_Diseño_Fisico_Redes/4_Diseño_fisico_redes_.docx
@@ -4,7 +4,7 @@
   <w:body>
     <w:p>
       <w:pPr>
-        <w:pStyle w:val="BodyText"/>
+        <w:pStyle w:val="Textoindependiente"/>
         <w:pBdr>
           <w:bottom w:val="single" w:sz="4" w:space="1" w:color="auto"/>
         </w:pBdr>
@@ -52,7 +52,7 @@
     </w:p>
     <w:p>
       <w:pPr>
-        <w:pStyle w:val="BodyText"/>
+        <w:pStyle w:val="Textoindependiente"/>
         <w:pBdr>
           <w:bottom w:val="single" w:sz="4" w:space="1" w:color="auto"/>
         </w:pBdr>
@@ -82,7 +82,7 @@
     </w:p>
     <w:p>
       <w:pPr>
-        <w:pStyle w:val="BodyText"/>
+        <w:pStyle w:val="Textoindependiente"/>
         <w:spacing w:before="56"/>
         <w:ind w:left="0" w:right="117"/>
         <w:rPr>
@@ -93,7 +93,7 @@
     </w:p>
     <w:p>
       <w:pPr>
-        <w:pStyle w:val="Heading1"/>
+        <w:pStyle w:val="Ttulo1"/>
         <w:spacing w:line="360" w:lineRule="exact"/>
         <w:jc w:val="both"/>
         <w:rPr>
@@ -158,12 +158,38 @@
           <w:sz w:val="22"/>
           <w:szCs w:val="22"/>
         </w:rPr>
-        <w:t>onstruir diseños físicos de red en el simulador de Packet Tracer para dar respuesta a las restricciones de conectividad de una organización.</w:t>
+        <w:t xml:space="preserve">onstruir diseños físicos de red en el simulador de </w:t>
+      </w:r>
+      <w:proofErr w:type="spellStart"/>
+      <w:r>
+        <w:rPr>
+          <w:rFonts w:ascii="Arial" w:hAnsi="Arial" w:cs="Arial"/>
+          <w:b w:val="0"/>
+          <w:bCs w:val="0"/>
+          <w:color w:val="282C30"/>
+          <w:spacing w:val="2"/>
+          <w:sz w:val="22"/>
+          <w:szCs w:val="22"/>
+        </w:rPr>
+        <w:t>Packet</w:t>
+      </w:r>
+      <w:proofErr w:type="spellEnd"/>
+      <w:r>
+        <w:rPr>
+          <w:rFonts w:ascii="Arial" w:hAnsi="Arial" w:cs="Arial"/>
+          <w:b w:val="0"/>
+          <w:bCs w:val="0"/>
+          <w:color w:val="282C30"/>
+          <w:spacing w:val="2"/>
+          <w:sz w:val="22"/>
+          <w:szCs w:val="22"/>
+        </w:rPr>
+        <w:t xml:space="preserve"> Tracer para dar respuesta a las restricciones de conectividad de una organización.</w:t>
       </w:r>
     </w:p>
     <w:p>
       <w:pPr>
-        <w:pStyle w:val="Heading1"/>
+        <w:pStyle w:val="Ttulo1"/>
         <w:spacing w:line="360" w:lineRule="exact"/>
         <w:jc w:val="both"/>
         <w:rPr>
@@ -177,7 +203,7 @@
     </w:p>
     <w:p>
       <w:pPr>
-        <w:pStyle w:val="BodyText"/>
+        <w:pStyle w:val="Textoindependiente"/>
         <w:spacing w:line="360" w:lineRule="exact"/>
         <w:ind w:left="100" w:right="116"/>
         <w:jc w:val="both"/>
@@ -359,7 +385,25 @@
           <w:sz w:val="22"/>
           <w:szCs w:val="22"/>
         </w:rPr>
-        <w:t xml:space="preserve">su residencia de los Cotswolds. La </w:t>
+        <w:t xml:space="preserve">su residencia de los </w:t>
+      </w:r>
+      <w:proofErr w:type="spellStart"/>
+      <w:r>
+        <w:rPr>
+          <w:rFonts w:ascii="Arial" w:hAnsi="Arial" w:cs="Arial"/>
+          <w:sz w:val="22"/>
+          <w:szCs w:val="22"/>
+        </w:rPr>
+        <w:t>Cotswolds</w:t>
+      </w:r>
+      <w:proofErr w:type="spellEnd"/>
+      <w:r>
+        <w:rPr>
+          <w:rFonts w:ascii="Arial" w:hAnsi="Arial" w:cs="Arial"/>
+          <w:sz w:val="22"/>
+          <w:szCs w:val="22"/>
+        </w:rPr>
+        <w:t xml:space="preserve">. La </w:t>
       </w:r>
       <w:r>
         <w:rPr>
@@ -439,7 +483,7 @@
     </w:p>
     <w:p>
       <w:pPr>
-        <w:pStyle w:val="BodyText"/>
+        <w:pStyle w:val="Textoindependiente"/>
         <w:spacing w:line="360" w:lineRule="exact"/>
         <w:ind w:left="100" w:right="116"/>
         <w:jc w:val="both"/>
@@ -453,7 +497,7 @@
     </w:p>
     <w:p>
       <w:pPr>
-        <w:pStyle w:val="BodyText"/>
+        <w:pStyle w:val="Textoindependiente"/>
         <w:spacing w:line="360" w:lineRule="exact"/>
         <w:ind w:left="100" w:right="116"/>
         <w:jc w:val="both"/>
@@ -698,7 +742,7 @@
     </w:p>
     <w:p>
       <w:pPr>
-        <w:pStyle w:val="BodyText"/>
+        <w:pStyle w:val="Textoindependiente"/>
         <w:spacing w:line="360" w:lineRule="exact"/>
         <w:ind w:left="100" w:right="116"/>
         <w:jc w:val="both"/>
@@ -712,7 +756,7 @@
     </w:p>
     <w:p>
       <w:pPr>
-        <w:pStyle w:val="BodyText"/>
+        <w:pStyle w:val="Textoindependiente"/>
         <w:spacing w:line="360" w:lineRule="exact"/>
         <w:ind w:left="102" w:right="116"/>
         <w:jc w:val="both"/>
@@ -1465,7 +1509,7 @@
     </w:p>
     <w:p>
       <w:pPr>
-        <w:pStyle w:val="BodyText"/>
+        <w:pStyle w:val="Textoindependiente"/>
         <w:spacing w:line="360" w:lineRule="exact"/>
         <w:ind w:left="102" w:right="238"/>
         <w:jc w:val="both"/>
@@ -1478,7 +1522,7 @@
     </w:p>
     <w:p>
       <w:pPr>
-        <w:pStyle w:val="BodyText"/>
+        <w:pStyle w:val="Textoindependiente"/>
         <w:spacing w:line="360" w:lineRule="exact"/>
         <w:ind w:left="102" w:right="116"/>
         <w:jc w:val="both"/>
@@ -1808,7 +1852,7 @@
     </w:p>
     <w:p>
       <w:pPr>
-        <w:pStyle w:val="BodyText"/>
+        <w:pStyle w:val="Textoindependiente"/>
         <w:spacing w:line="360" w:lineRule="exact"/>
         <w:ind w:left="102" w:right="116"/>
         <w:jc w:val="both"/>
@@ -1821,7 +1865,7 @@
     </w:p>
     <w:p>
       <w:pPr>
-        <w:pStyle w:val="BodyText"/>
+        <w:pStyle w:val="Textoindependiente"/>
         <w:spacing w:after="120" w:line="360" w:lineRule="exact"/>
         <w:ind w:left="102"/>
         <w:jc w:val="both"/>
@@ -1960,7 +2004,7 @@
     </w:p>
     <w:p>
       <w:pPr>
-        <w:pStyle w:val="BodyText"/>
+        <w:pStyle w:val="Textoindependiente"/>
         <w:numPr>
           <w:ilvl w:val="0"/>
           <w:numId w:val="1"/>
@@ -2283,7 +2327,7 @@
     </w:p>
     <w:p>
       <w:pPr>
-        <w:pStyle w:val="BodyText"/>
+        <w:pStyle w:val="Textoindependiente"/>
         <w:numPr>
           <w:ilvl w:val="0"/>
           <w:numId w:val="1"/>
@@ -2542,7 +2586,7 @@
     </w:p>
     <w:p>
       <w:pPr>
-        <w:pStyle w:val="BodyText"/>
+        <w:pStyle w:val="Textoindependiente"/>
         <w:numPr>
           <w:ilvl w:val="0"/>
           <w:numId w:val="1"/>
@@ -2787,7 +2831,7 @@
     </w:p>
     <w:p>
       <w:pPr>
-        <w:pStyle w:val="BodyText"/>
+        <w:pStyle w:val="Textoindependiente"/>
         <w:numPr>
           <w:ilvl w:val="0"/>
           <w:numId w:val="1"/>
@@ -2929,7 +2973,7 @@
     </w:p>
     <w:p>
       <w:pPr>
-        <w:pStyle w:val="BodyText"/>
+        <w:pStyle w:val="Textoindependiente"/>
         <w:numPr>
           <w:ilvl w:val="0"/>
           <w:numId w:val="9"/>
@@ -2982,7 +3026,7 @@
     </w:p>
     <w:p>
       <w:pPr>
-        <w:pStyle w:val="BodyText"/>
+        <w:pStyle w:val="Textoindependiente"/>
         <w:numPr>
           <w:ilvl w:val="0"/>
           <w:numId w:val="9"/>
@@ -3061,7 +3105,7 @@
     </w:p>
     <w:p>
       <w:pPr>
-        <w:pStyle w:val="BodyText"/>
+        <w:pStyle w:val="Textoindependiente"/>
         <w:tabs>
           <w:tab w:val="left" w:pos="821"/>
         </w:tabs>
@@ -3172,7 +3216,7 @@
     </w:p>
     <w:p>
       <w:pPr>
-        <w:pStyle w:val="BodyText"/>
+        <w:pStyle w:val="Textoindependiente"/>
         <w:numPr>
           <w:ilvl w:val="0"/>
           <w:numId w:val="10"/>
@@ -3464,7 +3508,7 @@
     </w:p>
     <w:p>
       <w:pPr>
-        <w:pStyle w:val="BodyText"/>
+        <w:pStyle w:val="Textoindependiente"/>
         <w:spacing w:line="360" w:lineRule="exact"/>
         <w:ind w:left="100" w:right="116"/>
         <w:jc w:val="both"/>
@@ -3968,7 +4012,7 @@
     </w:p>
     <w:p>
       <w:pPr>
-        <w:pStyle w:val="BodyText"/>
+        <w:pStyle w:val="Textoindependiente"/>
         <w:spacing w:line="360" w:lineRule="exact"/>
         <w:ind w:left="100" w:right="116"/>
         <w:jc w:val="both"/>
@@ -4132,7 +4176,7 @@
     </w:p>
     <w:p>
       <w:pPr>
-        <w:pStyle w:val="BodyText"/>
+        <w:pStyle w:val="Textoindependiente"/>
         <w:spacing w:line="271" w:lineRule="exact"/>
         <w:ind w:left="2"/>
         <w:jc w:val="center"/>
@@ -4245,7 +4289,7 @@
     </w:p>
     <w:p>
       <w:pPr>
-        <w:pStyle w:val="ListParagraph"/>
+        <w:pStyle w:val="Prrafodelista"/>
         <w:numPr>
           <w:ilvl w:val="0"/>
           <w:numId w:val="10"/>
@@ -4451,7 +4495,7 @@
     </w:p>
     <w:p>
       <w:pPr>
-        <w:pStyle w:val="ListParagraph"/>
+        <w:pStyle w:val="Prrafodelista"/>
         <w:numPr>
           <w:ilvl w:val="0"/>
           <w:numId w:val="10"/>
@@ -4675,7 +4719,7 @@
     </w:p>
     <w:p>
       <w:pPr>
-        <w:pStyle w:val="ListParagraph"/>
+        <w:pStyle w:val="Prrafodelista"/>
         <w:numPr>
           <w:ilvl w:val="0"/>
           <w:numId w:val="10"/>
@@ -6554,7 +6598,7 @@
       <w:lang w:val="es-MX"/>
     </w:rPr>
   </w:style>
-  <w:style w:type="paragraph" w:styleId="Heading1">
+  <w:style w:type="paragraph" w:styleId="Ttulo1">
     <w:name w:val="heading 1"/>
     <w:basedOn w:val="Normal"/>
     <w:uiPriority w:val="9"/>
@@ -6571,13 +6615,13 @@
       <w:szCs w:val="24"/>
     </w:rPr>
   </w:style>
-  <w:style w:type="character" w:default="1" w:styleId="DefaultParagraphFont">
+  <w:style w:type="character" w:default="1" w:styleId="Fuentedeprrafopredeter">
     <w:name w:val="Default Paragraph Font"/>
     <w:uiPriority w:val="1"/>
     <w:semiHidden/>
     <w:unhideWhenUsed/>
   </w:style>
-  <w:style w:type="table" w:default="1" w:styleId="TableNormal">
+  <w:style w:type="table" w:default="1" w:styleId="Tablanormal">
     <w:name w:val="Normal Table"/>
     <w:uiPriority w:val="99"/>
     <w:semiHidden/>
@@ -6592,7 +6636,7 @@
       </w:tblCellMar>
     </w:tblPr>
   </w:style>
-  <w:style w:type="numbering" w:default="1" w:styleId="NoList">
+  <w:style w:type="numbering" w:default="1" w:styleId="Sinlista">
     <w:name w:val="No List"/>
     <w:uiPriority w:val="99"/>
     <w:semiHidden/>
@@ -6614,7 +6658,7 @@
       </w:tblCellMar>
     </w:tblPr>
   </w:style>
-  <w:style w:type="paragraph" w:styleId="BodyText">
+  <w:style w:type="paragraph" w:styleId="Textoindependiente">
     <w:name w:val="Body Text"/>
     <w:basedOn w:val="Normal"/>
     <w:uiPriority w:val="1"/>
@@ -6628,7 +6672,7 @@
       <w:szCs w:val="24"/>
     </w:rPr>
   </w:style>
-  <w:style w:type="paragraph" w:styleId="ListParagraph">
+  <w:style w:type="paragraph" w:styleId="Prrafodelista">
     <w:name w:val="List Paragraph"/>
     <w:basedOn w:val="Normal"/>
     <w:uiPriority w:val="1"/>
@@ -6640,10 +6684,10 @@
     <w:uiPriority w:val="1"/>
     <w:qFormat/>
   </w:style>
-  <w:style w:type="paragraph" w:styleId="Header">
+  <w:style w:type="paragraph" w:styleId="Encabezado">
     <w:name w:val="header"/>
     <w:basedOn w:val="Normal"/>
-    <w:link w:val="HeaderChar"/>
+    <w:link w:val="EncabezadoCar"/>
     <w:uiPriority w:val="99"/>
     <w:unhideWhenUsed/>
     <w:rsid w:val="002652DE"/>
@@ -6654,17 +6698,17 @@
       </w:tabs>
     </w:pPr>
   </w:style>
-  <w:style w:type="character" w:customStyle="1" w:styleId="HeaderChar">
-    <w:name w:val="Header Char"/>
-    <w:basedOn w:val="DefaultParagraphFont"/>
-    <w:link w:val="Header"/>
+  <w:style w:type="character" w:customStyle="1" w:styleId="EncabezadoCar">
+    <w:name w:val="Encabezado Car"/>
+    <w:basedOn w:val="Fuentedeprrafopredeter"/>
+    <w:link w:val="Encabezado"/>
     <w:uiPriority w:val="99"/>
     <w:rsid w:val="002652DE"/>
   </w:style>
-  <w:style w:type="paragraph" w:styleId="Footer">
+  <w:style w:type="paragraph" w:styleId="Piedepgina">
     <w:name w:val="footer"/>
     <w:basedOn w:val="Normal"/>
-    <w:link w:val="FooterChar"/>
+    <w:link w:val="PiedepginaCar"/>
     <w:uiPriority w:val="99"/>
     <w:unhideWhenUsed/>
     <w:rsid w:val="002652DE"/>
@@ -6675,10 +6719,10 @@
       </w:tabs>
     </w:pPr>
   </w:style>
-  <w:style w:type="character" w:customStyle="1" w:styleId="FooterChar">
-    <w:name w:val="Footer Char"/>
-    <w:basedOn w:val="DefaultParagraphFont"/>
-    <w:link w:val="Footer"/>
+  <w:style w:type="character" w:customStyle="1" w:styleId="PiedepginaCar">
+    <w:name w:val="Pie de página Car"/>
+    <w:basedOn w:val="Fuentedeprrafopredeter"/>
+    <w:link w:val="Piedepgina"/>
     <w:uiPriority w:val="99"/>
     <w:rsid w:val="002652DE"/>
   </w:style>

--- a/Calendario2026/Actividades/Actividad4_Diseño_Fisico_Redes/4_Diseño_fisico_redes_.docx
+++ b/Calendario2026/Actividades/Actividad4_Diseño_Fisico_Redes/4_Diseño_fisico_redes_.docx
@@ -4296,6 +4296,7 @@
         </w:numPr>
         <w:spacing w:line="360" w:lineRule="exact"/>
         <w:ind w:right="135"/>
+        <w:jc w:val="both"/>
         <w:rPr>
           <w:rFonts w:ascii="Arial" w:hAnsi="Arial" w:cs="Arial"/>
           <w:spacing w:val="-1"/>
@@ -4491,6 +4492,26 @@
           <w:rFonts w:ascii="Arial" w:hAnsi="Arial" w:cs="Arial"/>
         </w:rPr>
         <w:t>el diseño de red solicitado.</w:t>
+      </w:r>
+      <w:r>
+        <w:rPr>
+          <w:rFonts w:ascii="Arial" w:hAnsi="Arial" w:cs="Arial"/>
+        </w:rPr>
+        <w:t xml:space="preserve"> </w:t>
+      </w:r>
+      <w:r>
+        <w:rPr>
+          <w:rFonts w:ascii="Arial" w:hAnsi="Arial" w:cs="Arial"/>
+          <w:b/>
+          <w:bCs/>
+        </w:rPr>
+        <w:t>NOTA:</w:t>
+      </w:r>
+      <w:r>
+        <w:rPr>
+          <w:rFonts w:ascii="Arial" w:hAnsi="Arial" w:cs="Arial"/>
+        </w:rPr>
+        <w:t xml:space="preserve"> No olvides justificar la cantidad de detectores de humo y cafeteras distribuidos en el jardín del evento.</w:t>
       </w:r>
     </w:p>
     <w:p>
